--- a/docs/customer-documents/orgcomp-series/Vol_IX_Book_01_OrgComp_Helpdesk_ITSM_Catalog.docx
+++ b/docs/customer-documents/orgcomp-series/Vol_IX_Book_01_OrgComp_Helpdesk_ITSM_Catalog.docx
@@ -7,7 +7,7 @@
         <w:pStyle w:val="Title"/>
       </w:pPr>
       <w:r>
-        <w:t xml:space="preserve">Vol IX Book 01 — Federal Application-Aware Networking — Helpdesk &amp; ITSM Catalog</w:t>
+        <w:t xml:space="preserve">Vol IX Book 01 — Federal Organization Compliance — Helpdesk &amp; ITSM Catalog</w:t>
       </w:r>
     </w:p>
     <w:p>
@@ -23,7 +23,7 @@
         <w:pStyle w:val="Author"/>
       </w:pPr>
       <w:r>
-        <w:t xml:space="preserve">SSA Cloud Services Team</w:t>
+        <w:t xml:space="preserve">Federal Cloud Services</w:t>
       </w:r>
     </w:p>
     <w:p>
@@ -31,24 +31,42 @@
         <w:pStyle w:val="Date"/>
       </w:pPr>
       <w:r>
-        <w:t xml:space="preserve">2026-07-12 15:00 ET</w:t>
-      </w:r>
-    </w:p>
-    <w:p>
-      <w:pPr>
-        <w:pStyle w:val="FouoBanner"/>
-      </w:pPr>
-      <w:r>
-        <w:t xml:space="preserve">INTERNAL — NOT FOR PUBLIC DISTRIBUTION</w:t>
-      </w:r>
-    </w:p>
+        <w:t xml:space="preserve">Invalid Date</w:t>
+      </w:r>
+    </w:p>
+    <w:sdt>
+      <w:sdtPr>
+        <w:docPartObj>
+          <w:docPartGallery w:val="Table of Contents"/>
+          <w:docPartUnique/>
+        </w:docPartObj>
+      </w:sdtPr>
+      <w:sdtContent>
+        <w:p>
+          <w:pPr>
+            <w:pStyle w:val="TOCHeading"/>
+          </w:pPr>
+          <w:r>
+            <w:t xml:space="preserve">Table of contents</w:t>
+          </w:r>
+        </w:p>
+        <w:p>
+          <w:r>
+            <w:fldChar w:fldCharType="begin" w:dirty="true"/>
+            <w:instrText xml:space="preserve">TOC \o "1-3" \h \z \u</w:instrText>
+            <w:fldChar w:fldCharType="separate"/>
+            <w:fldChar w:fldCharType="end"/>
+          </w:r>
+        </w:p>
+      </w:sdtContent>
+    </w:sdt>
     <w:bookmarkStart w:id="9" w:name="draft-proposal-subject-to-review"/>
     <w:p>
       <w:pPr>
         <w:pStyle w:val="Heading2"/>
       </w:pPr>
       <w:r>
-        <w:t xml:space="preserve">Draft Proposal — Subject to Review</w:t>
+        <w:t xml:space="preserve">0.1 Draft Proposal — Subject to Review</w:t>
       </w:r>
     </w:p>
     <w:p>
@@ -69,7 +87,7 @@
         <w:t xml:space="preserve">CSI Team (Cloud Services Infrastructure)</w:t>
       </w:r>
       <w:r>
-        <w:t xml:space="preserve">; not yet reviewed or approved by the SSA CIO Office, OIS, or leadership.</w:t>
+        <w:t xml:space="preserve">; not yet reviewed or approved by the Agency CIO Office, OIS, or leadership.</w:t>
       </w:r>
       <w:r>
         <w:t xml:space="preserve"> </w:t>
@@ -85,7 +103,7 @@
         <w:t xml:space="preserve"> </w:t>
       </w:r>
       <w:r>
-        <w:t xml:space="preserve">2026-07-12 15:00 ET</w:t>
+        <w:t xml:space="preserve">2026-07-21 14:46 ET</w:t>
       </w:r>
     </w:p>
     <w:bookmarkEnd w:id="9"/>
@@ -113,7 +131,7 @@
         <w:pStyle w:val="Heading1"/>
       </w:pPr>
       <w:r>
-        <w:t xml:space="preserve">What This Document Addresses</w:t>
+        <w:t xml:space="preserve">1. What This Document Addresses</w:t>
       </w:r>
     </w:p>
     <w:p>
@@ -156,7 +174,7 @@
         <w:pStyle w:val="Heading1"/>
       </w:pPr>
       <w:r>
-        <w:t xml:space="preserve">The Catalog</w:t>
+        <w:t xml:space="preserve">2. The Catalog</w:t>
       </w:r>
     </w:p>
     <w:p>
@@ -741,66 +759,88 @@
         <w:pStyle w:val="Heading1"/>
       </w:pPr>
       <w:r>
-        <w:t xml:space="preserve">The Request Loop</w:t>
-      </w:r>
-    </w:p>
-    <w:bookmarkStart w:id="15" w:name="fig-vol9b01-loop"/>
-    <w:p>
-      <w:pPr>
-        <w:pStyle w:val="CaptionedFigure"/>
-      </w:pPr>
-      <w:r>
-        <w:drawing>
-          <wp:inline>
-            <wp:extent cx="5334000" cy="3000375"/>
-            <wp:effectExtent b="0" l="0" r="0" t="0"/>
-            <wp:docPr descr="The helpdesk request loop — preflight safety, approve, actuate via the in-boundary MID, verify, close with evidence" title="" id="13" name="Picture"/>
-            <a:graphic>
-              <a:graphicData uri="http://schemas.openxmlformats.org/drawingml/2006/picture">
-                <pic:pic>
-                  <pic:nvPicPr>
-                    <pic:cNvPr descr="figs/vol9b01-fig-01-request-loop.png" id="14" name="Picture"/>
-                    <pic:cNvPicPr>
-                      <a:picLocks noChangeArrowheads="1" noChangeAspect="1"/>
-                    </pic:cNvPicPr>
-                  </pic:nvPicPr>
-                  <pic:blipFill>
-                    <a:blip r:embed="rId12"/>
-                    <a:stretch>
-                      <a:fillRect/>
-                    </a:stretch>
-                  </pic:blipFill>
-                  <pic:spPr bwMode="auto">
-                    <a:xfrm>
-                      <a:off x="0" y="0"/>
-                      <a:ext cx="5334000" cy="3000375"/>
-                    </a:xfrm>
-                    <a:prstGeom prst="rect">
-                      <a:avLst/>
-                    </a:prstGeom>
-                    <a:noFill/>
-                    <a:ln w="9525">
-                      <a:noFill/>
-                      <a:headEnd/>
-                      <a:tailEnd/>
-                    </a:ln>
-                  </pic:spPr>
-                </pic:pic>
-              </a:graphicData>
-            </a:graphic>
-          </wp:inline>
-        </w:drawing>
-      </w:r>
-    </w:p>
-    <w:p>
-      <w:pPr>
-        <w:pStyle w:val="ImageCaption"/>
-      </w:pPr>
-      <w:r>
-        <w:t xml:space="preserve">The helpdesk request loop — preflight safety, approve, actuate via the in-boundary MID, verify, close with evidence</w:t>
-      </w:r>
-    </w:p>
-    <w:bookmarkEnd w:id="15"/>
+        <w:t xml:space="preserve">3. The Request Loop</w:t>
+      </w:r>
+    </w:p>
+    <w:tbl>
+      <w:tblPr>
+        <w:tblStyle w:val="Table"/>
+        <w:tblW w:type="pct" w:w="5000"/>
+        <w:tblLayout w:type="fixed"/>
+        <w:tblLook w:firstRow="0" w:lastRow="0" w:firstColumn="0" w:lastColumn="0" w:noHBand="0" w:noVBand="0" w:val="0000"/>
+      </w:tblPr>
+      <w:tblGrid>
+        <w:gridCol w:w="7920"/>
+      </w:tblGrid>
+      <w:tr>
+        <w:tc>
+          <w:tcPr/>
+          <w:bookmarkStart w:id="15" w:name="fig-vol9b01-loop"/>
+          <w:p>
+            <w:pPr>
+              <w:pStyle w:val="Compact"/>
+              <w:jc w:val="center"/>
+            </w:pPr>
+            <w:r>
+              <w:drawing>
+                <wp:inline>
+                  <wp:extent cx="5334000" cy="3000375"/>
+                  <wp:effectExtent b="0" l="0" r="0" t="0"/>
+                  <wp:docPr descr="" title="" id="13" name="Picture"/>
+                  <a:graphic>
+                    <a:graphicData uri="http://schemas.openxmlformats.org/drawingml/2006/picture">
+                      <pic:pic>
+                        <pic:nvPicPr>
+                          <pic:cNvPr descr="figs/vol9b01-fig-01-request-loop.png" id="14" name="Picture"/>
+                          <pic:cNvPicPr>
+                            <a:picLocks noChangeArrowheads="1" noChangeAspect="1"/>
+                          </pic:cNvPicPr>
+                        </pic:nvPicPr>
+                        <pic:blipFill>
+                          <a:blip r:embed="rId12"/>
+                          <a:stretch>
+                            <a:fillRect/>
+                          </a:stretch>
+                        </pic:blipFill>
+                        <pic:spPr bwMode="auto">
+                          <a:xfrm>
+                            <a:off x="0" y="0"/>
+                            <a:ext cx="5334000" cy="3000375"/>
+                          </a:xfrm>
+                          <a:prstGeom prst="rect">
+                            <a:avLst/>
+                          </a:prstGeom>
+                          <a:noFill/>
+                          <a:ln w="9525">
+                            <a:noFill/>
+                            <a:headEnd/>
+                            <a:tailEnd/>
+                          </a:ln>
+                        </pic:spPr>
+                      </pic:pic>
+                    </a:graphicData>
+                  </a:graphic>
+                </wp:inline>
+              </w:drawing>
+            </w:r>
+          </w:p>
+          <w:p>
+            <w:pPr>
+              <w:jc w:val="center"/>
+            </w:pPr>
+            <w:pPr>
+              <w:jc w:val="left"/>
+              <w:spacing w:before="200"/>
+              <w:pStyle w:val="ImageCaption"/>
+            </w:pPr>
+            <w:r>
+              <w:t xml:space="preserve">Figure 1: The helpdesk request loop — preflight safety, approve, actuate via the in-boundary MID, verify, close with evidence</w:t>
+            </w:r>
+          </w:p>
+          <w:bookmarkEnd w:id="15"/>
+        </w:tc>
+      </w:tr>
+    </w:tbl>
     <w:p>
       <w:pPr>
         <w:pStyle w:val="BodyText"/>
@@ -970,22 +1010,614 @@
       </w:r>
     </w:p>
     <w:bookmarkEnd w:id="16"/>
-    <w:bookmarkStart w:id="18" w:name="closure-necessity"/>
+    <w:bookmarkStart w:id="17" w:name="identity-macdr"/>
     <w:p>
       <w:pPr>
         <w:pStyle w:val="Heading1"/>
       </w:pPr>
       <w:r>
-        <w:t xml:space="preserve">Closure Necessity</w:t>
-      </w:r>
-    </w:p>
-    <w:bookmarkStart w:id="17" w:name="Xd54c9857bf12b5efb6f1d9bb5e76f2f229cccf1"/>
+        <w:t xml:space="preserve">4. Identity MACD-R — The Five Verbs at the Help Desk</w:t>
+      </w:r>
+    </w:p>
+    <w:p>
+      <w:pPr>
+        <w:pStyle w:val="FirstParagraph"/>
+      </w:pPr>
+      <w:r>
+        <w:t xml:space="preserve">Every identity operation the catalog fulfills is one of five verbs — a</w:t>
+      </w:r>
+      <w:r>
+        <w:t xml:space="preserve"> </w:t>
+      </w:r>
+      <w:r>
+        <w:rPr>
+          <w:b/>
+          <w:bCs/>
+        </w:rPr>
+        <w:t xml:space="preserve">Move, Add, Change, Deletion, or Reset</w:t>
+      </w:r>
+      <w:r>
+        <w:t xml:space="preserve"> </w:t>
+      </w:r>
+      <w:r>
+        <w:t xml:space="preserve">— and each verb travels the full</w:t>
+      </w:r>
+      <w:r>
+        <w:t xml:space="preserve"> </w:t>
+      </w:r>
+      <w:r>
+        <w:t xml:space="preserve">authorized path of the series’ MACD-R Lifecycle Doctrine (Vol 0 Book 00):</w:t>
+      </w:r>
+      <w:r>
+        <w:t xml:space="preserve"> </w:t>
+      </w:r>
+      <w:r>
+        <w:t xml:space="preserve">SSOT-originated, authoritatively authorized, executed under a just-in-time</w:t>
+      </w:r>
+      <w:r>
+        <w:t xml:space="preserve"> </w:t>
+      </w:r>
+      <w:r>
+        <w:t xml:space="preserve">scoped role, closed with provenance, and emitting evidence automatically.</w:t>
+      </w:r>
+      <w:r>
+        <w:t xml:space="preserve"> </w:t>
+      </w:r>
+      <w:r>
+        <w:t xml:space="preserve">The verbs differ in what originates them, what the closure probe must</w:t>
+      </w:r>
+      <w:r>
+        <w:t xml:space="preserve"> </w:t>
+      </w:r>
+      <w:r>
+        <w:t xml:space="preserve">verify, and which controls they exercise:</w:t>
+      </w:r>
+    </w:p>
+    <w:tbl>
+      <w:tblPr>
+        <w:tblStyle w:val="Table"/>
+        <w:tblW w:type="pct" w:w="5000"/>
+        <w:tblLayout w:type="fixed"/>
+        <w:tblLook w:firstRow="1" w:lastRow="0" w:firstColumn="0" w:lastColumn="0" w:noHBand="0" w:noVBand="0" w:val="0020"/>
+      </w:tblPr>
+      <w:tblGrid>
+        <w:gridCol w:w="1584"/>
+        <w:gridCol w:w="1584"/>
+        <w:gridCol w:w="1584"/>
+        <w:gridCol w:w="1584"/>
+        <w:gridCol w:w="1584"/>
+      </w:tblGrid>
+      <w:tr>
+        <w:trPr>
+          <w:tblHeader w:val="on"/>
+        </w:trPr>
+        <w:tc>
+          <w:tcPr/>
+          <w:p>
+            <w:pPr>
+              <w:pStyle w:val="Compact"/>
+            </w:pPr>
+            <w:r>
+              <w:t xml:space="preserve">Verb</w:t>
+            </w:r>
+          </w:p>
+        </w:tc>
+        <w:tc>
+          <w:tcPr/>
+          <w:p>
+            <w:pPr>
+              <w:pStyle w:val="Compact"/>
+            </w:pPr>
+            <w:r>
+              <w:t xml:space="preserve">Identity meaning</w:t>
+            </w:r>
+          </w:p>
+        </w:tc>
+        <w:tc>
+          <w:tcPr/>
+          <w:p>
+            <w:pPr>
+              <w:pStyle w:val="Compact"/>
+            </w:pPr>
+            <w:r>
+              <w:t xml:space="preserve">SSOT origin</w:t>
+            </w:r>
+          </w:p>
+        </w:tc>
+        <w:tc>
+          <w:tcPr/>
+          <w:p>
+            <w:pPr>
+              <w:pStyle w:val="Compact"/>
+            </w:pPr>
+            <w:r>
+              <w:t xml:space="preserve">Closure probe verifies</w:t>
+            </w:r>
+          </w:p>
+        </w:tc>
+        <w:tc>
+          <w:tcPr/>
+          <w:p>
+            <w:pPr>
+              <w:pStyle w:val="Compact"/>
+            </w:pPr>
+            <w:r>
+              <w:t xml:space="preserve">Controls exercised</w:t>
+            </w:r>
+          </w:p>
+        </w:tc>
+      </w:tr>
+      <w:tr>
+        <w:tc>
+          <w:tcPr/>
+          <w:p>
+            <w:pPr>
+              <w:pStyle w:val="Compact"/>
+            </w:pPr>
+            <w:r>
+              <w:rPr>
+                <w:b/>
+                <w:bCs/>
+              </w:rPr>
+              <w:t xml:space="preserve">Add</w:t>
+            </w:r>
+          </w:p>
+        </w:tc>
+        <w:tc>
+          <w:tcPr/>
+          <w:p>
+            <w:pPr>
+              <w:pStyle w:val="Compact"/>
+            </w:pPr>
+            <w:r>
+              <w:t xml:space="preserve">Joiner: account provisioned, groups/licenses derived, MFA registered, SCIM fan-out to federated apps</w:t>
+            </w:r>
+          </w:p>
+        </w:tc>
+        <w:tc>
+          <w:tcPr/>
+          <w:p>
+            <w:pPr>
+              <w:pStyle w:val="Compact"/>
+            </w:pPr>
+            <w:r>
+              <w:t xml:space="preserve">HR joiner event</w:t>
+            </w:r>
+          </w:p>
+        </w:tc>
+        <w:tc>
+          <w:tcPr/>
+          <w:p>
+            <w:pPr>
+              <w:pStyle w:val="Compact"/>
+            </w:pPr>
+            <w:r>
+              <w:t xml:space="preserve">Account exists with exactly the derived entitlements; MFA method registered; every SCIM-connected app provisioned</w:t>
+            </w:r>
+          </w:p>
+        </w:tc>
+        <w:tc>
+          <w:tcPr/>
+          <w:p>
+            <w:pPr>
+              <w:pStyle w:val="Compact"/>
+            </w:pPr>
+            <w:r>
+              <w:t xml:space="preserve">AC-2, IA-4, IA-5</w:t>
+            </w:r>
+          </w:p>
+        </w:tc>
+      </w:tr>
+      <w:tr>
+        <w:tc>
+          <w:tcPr/>
+          <w:p>
+            <w:pPr>
+              <w:pStyle w:val="Compact"/>
+            </w:pPr>
+            <w:r>
+              <w:rPr>
+                <w:b/>
+                <w:bCs/>
+              </w:rPr>
+              <w:t xml:space="preserve">Move</w:t>
+            </w:r>
+          </w:p>
+        </w:tc>
+        <w:tc>
+          <w:tcPr/>
+          <w:p>
+            <w:pPr>
+              <w:pStyle w:val="Compact"/>
+            </w:pPr>
+            <w:r>
+              <w:t xml:space="preserve">Mover: role/unit change → attributes updated, group and license membership re-derived, app access re-evaluated</w:t>
+            </w:r>
+          </w:p>
+        </w:tc>
+        <w:tc>
+          <w:tcPr/>
+          <w:p>
+            <w:pPr>
+              <w:pStyle w:val="Compact"/>
+            </w:pPr>
+            <w:r>
+              <w:t xml:space="preserve">HR mover event</w:t>
+            </w:r>
+          </w:p>
+        </w:tc>
+        <w:tc>
+          <w:tcPr/>
+          <w:p>
+            <w:pPr>
+              <w:pStyle w:val="Compact"/>
+            </w:pPr>
+            <w:r>
+              <w:t xml:space="preserve">New derivation matches the SSOT record;</w:t>
+            </w:r>
+            <w:r>
+              <w:t xml:space="preserve"> </w:t>
+            </w:r>
+            <w:r>
+              <w:rPr>
+                <w:i/>
+                <w:iCs/>
+              </w:rPr>
+              <w:t xml:space="preserve">stale</w:t>
+            </w:r>
+            <w:r>
+              <w:t xml:space="preserve"> </w:t>
+            </w:r>
+            <w:r>
+              <w:t xml:space="preserve">entitlements from the old role removed</w:t>
+            </w:r>
+          </w:p>
+        </w:tc>
+        <w:tc>
+          <w:tcPr/>
+          <w:p>
+            <w:pPr>
+              <w:pStyle w:val="Compact"/>
+            </w:pPr>
+            <w:r>
+              <w:t xml:space="preserve">AC-2, AC-6</w:t>
+            </w:r>
+          </w:p>
+        </w:tc>
+      </w:tr>
+      <w:tr>
+        <w:tc>
+          <w:tcPr/>
+          <w:p>
+            <w:pPr>
+              <w:pStyle w:val="Compact"/>
+            </w:pPr>
+            <w:r>
+              <w:rPr>
+                <w:b/>
+                <w:bCs/>
+              </w:rPr>
+              <w:t xml:space="preserve">Change</w:t>
+            </w:r>
+          </w:p>
+        </w:tc>
+        <w:tc>
+          <w:tcPr/>
+          <w:p>
+            <w:pPr>
+              <w:pStyle w:val="Compact"/>
+            </w:pPr>
+            <w:r>
+              <w:t xml:space="preserve">Entitlement or attribute change outside a role move: access requests, group adds, delegation grants</w:t>
+            </w:r>
+          </w:p>
+        </w:tc>
+        <w:tc>
+          <w:tcPr/>
+          <w:p>
+            <w:pPr>
+              <w:pStyle w:val="Compact"/>
+            </w:pPr>
+            <w:r>
+              <w:t xml:space="preserve">Governed request resolved against the SSOT record</w:t>
+            </w:r>
+          </w:p>
+        </w:tc>
+        <w:tc>
+          <w:tcPr/>
+          <w:p>
+            <w:pPr>
+              <w:pStyle w:val="Compact"/>
+            </w:pPr>
+            <w:r>
+              <w:t xml:space="preserve">The granted scope equals the approved scope — nothing broader</w:t>
+            </w:r>
+          </w:p>
+        </w:tc>
+        <w:tc>
+          <w:tcPr/>
+          <w:p>
+            <w:pPr>
+              <w:pStyle w:val="Compact"/>
+            </w:pPr>
+            <w:r>
+              <w:t xml:space="preserve">AC-2, AC-6</w:t>
+            </w:r>
+          </w:p>
+        </w:tc>
+      </w:tr>
+      <w:tr>
+        <w:tc>
+          <w:tcPr/>
+          <w:p>
+            <w:pPr>
+              <w:pStyle w:val="Compact"/>
+            </w:pPr>
+            <w:r>
+              <w:rPr>
+                <w:b/>
+                <w:bCs/>
+              </w:rPr>
+              <w:t xml:space="preserve">Deletion</w:t>
+            </w:r>
+          </w:p>
+        </w:tc>
+        <w:tc>
+          <w:tcPr/>
+          <w:p>
+            <w:pPr>
+              <w:pStyle w:val="Compact"/>
+            </w:pPr>
+            <w:r>
+              <w:t xml:space="preserve">Leaver: disable, revoke sessions and tokens, deprovision every federated app, reassign owned objects — including the leaver’s</w:t>
+            </w:r>
+            <w:r>
+              <w:t xml:space="preserve"> </w:t>
+            </w:r>
+            <w:r>
+              <w:rPr>
+                <w:b/>
+                <w:bCs/>
+              </w:rPr>
+              <w:t xml:space="preserve">anchored non-human estate</w:t>
+            </w:r>
+            <w:r>
+              <w:t xml:space="preserve"> </w:t>
+            </w:r>
+            <w:r>
+              <w:t xml:space="preserve">(owned service accounts and app registrations transfer per the Human-Anchor Rule)</w:t>
+            </w:r>
+          </w:p>
+        </w:tc>
+        <w:tc>
+          <w:tcPr/>
+          <w:p>
+            <w:pPr>
+              <w:pStyle w:val="Compact"/>
+            </w:pPr>
+            <w:r>
+              <w:t xml:space="preserve">HR leaver event</w:t>
+            </w:r>
+          </w:p>
+        </w:tc>
+        <w:tc>
+          <w:tcPr/>
+          <w:p>
+            <w:pPr>
+              <w:pStyle w:val="Compact"/>
+            </w:pPr>
+            <w:r>
+              <w:t xml:space="preserve">Account unusable everywhere; zero live sessions; SCIM deprovisioned in each connected app; no orphaned objects or ownerless non-human identities</w:t>
+            </w:r>
+          </w:p>
+        </w:tc>
+        <w:tc>
+          <w:tcPr/>
+          <w:p>
+            <w:pPr>
+              <w:pStyle w:val="Compact"/>
+            </w:pPr>
+            <w:r>
+              <w:t xml:space="preserve">AC-2, AC-2(3), IA-4</w:t>
+            </w:r>
+          </w:p>
+        </w:tc>
+      </w:tr>
+      <w:tr>
+        <w:tc>
+          <w:tcPr/>
+          <w:p>
+            <w:pPr>
+              <w:pStyle w:val="Compact"/>
+            </w:pPr>
+            <w:r>
+              <w:rPr>
+                <w:b/>
+                <w:bCs/>
+              </w:rPr>
+              <w:t xml:space="preserve">Reset</w:t>
+            </w:r>
+          </w:p>
+        </w:tc>
+        <w:tc>
+          <w:tcPr/>
+          <w:p>
+            <w:pPr>
+              <w:pStyle w:val="Compact"/>
+            </w:pPr>
+            <w:r>
+              <w:t xml:space="preserve">Credential events: password reset, MFA method reset, session revocation</w:t>
+            </w:r>
+          </w:p>
+        </w:tc>
+        <w:tc>
+          <w:tcPr/>
+          <w:p>
+            <w:pPr>
+              <w:pStyle w:val="Compact"/>
+            </w:pPr>
+            <w:r>
+              <w:t xml:space="preserve">Governed request against the SSOT identity</w:t>
+            </w:r>
+          </w:p>
+        </w:tc>
+        <w:tc>
+          <w:tcPr/>
+          <w:p>
+            <w:pPr>
+              <w:pStyle w:val="Compact"/>
+            </w:pPr>
+            <w:r>
+              <w:t xml:space="preserve">Re-proofing performed to policy before issuance; new credential meets IA-5; old credential unusable</w:t>
+            </w:r>
+          </w:p>
+        </w:tc>
+        <w:tc>
+          <w:tcPr/>
+          <w:p>
+            <w:pPr>
+              <w:pStyle w:val="Compact"/>
+            </w:pPr>
+            <w:r>
+              <w:t xml:space="preserve">IA-4, IA-5, AC-2</w:t>
+            </w:r>
+          </w:p>
+        </w:tc>
+      </w:tr>
+    </w:tbl>
+    <w:p>
+      <w:pPr>
+        <w:pStyle w:val="CalloutWarning"/>
+      </w:pPr>
+      <w:r>
+        <w:rPr>
+          <w:b/>
+          <w:bCs/>
+        </w:rPr>
+        <w:t xml:space="preserve">Reset is the highest-risk verb, and it is the one attackers order from</w:t>
+      </w:r>
+      <w:r>
+        <w:rPr>
+          <w:b/>
+          <w:bCs/>
+        </w:rPr>
+        <w:t xml:space="preserve"> </w:t>
+      </w:r>
+      <w:r>
+        <w:rPr>
+          <w:b/>
+          <w:bCs/>
+        </w:rPr>
+        <w:t xml:space="preserve">the help desk.</w:t>
+      </w:r>
+      <w:r>
+        <w:t xml:space="preserve"> </w:t>
+      </w:r>
+      <w:r>
+        <w:t xml:space="preserve">A password or MFA reset re-issues the keys to an</w:t>
+      </w:r>
+      <w:r>
+        <w:t xml:space="preserve"> </w:t>
+      </w:r>
+      <w:r>
+        <w:t xml:space="preserve">identity on the strength of a phone call — the classic help-desk</w:t>
+      </w:r>
+      <w:r>
+        <w:t xml:space="preserve"> </w:t>
+      </w:r>
+      <w:r>
+        <w:t xml:space="preserve">social-engineering entry. The catalog’s Reset items therefore gate on</w:t>
+      </w:r>
+      <w:r>
+        <w:t xml:space="preserve"> </w:t>
+      </w:r>
+      <w:r>
+        <w:rPr>
+          <w:b/>
+          <w:bCs/>
+        </w:rPr>
+        <w:t xml:space="preserve">identity re-proofing to policy</w:t>
+      </w:r>
+      <w:r>
+        <w:t xml:space="preserve"> </w:t>
+      </w:r>
+      <w:r>
+        <w:t xml:space="preserve">(IA-4 discipline: verified against the</w:t>
+      </w:r>
+      <w:r>
+        <w:t xml:space="preserve"> </w:t>
+      </w:r>
+      <w:r>
+        <w:t xml:space="preserve">SSOT record, not caller-supplied facts), execute under a scoped</w:t>
+      </w:r>
+      <w:r>
+        <w:t xml:space="preserve"> </w:t>
+      </w:r>
+      <w:r>
+        <w:t xml:space="preserve">just-in-time role, and close only on a probe confirming the old</w:t>
+      </w:r>
+      <w:r>
+        <w:t xml:space="preserve"> </w:t>
+      </w:r>
+      <w:r>
+        <w:t xml:space="preserve">credential is dead and the new one meets policy. A Reset closed manually,</w:t>
+      </w:r>
+      <w:r>
+        <w:t xml:space="preserve"> </w:t>
+      </w:r>
+      <w:r>
+        <w:t xml:space="preserve">with no re-proofing payload, is precisely the closure the Closure</w:t>
+      </w:r>
+      <w:r>
+        <w:t xml:space="preserve"> </w:t>
+      </w:r>
+      <w:r>
+        <w:t xml:space="preserve">Provenance Doctrine refuses to count.</w:t>
+      </w:r>
+    </w:p>
+    <w:p>
+      <w:pPr>
+        <w:pStyle w:val="BodyText"/>
+      </w:pPr>
+      <w:r>
+        <w:t xml:space="preserve">The matrix is the doctrine made operational: the five verbs are the same</w:t>
+      </w:r>
+      <w:r>
+        <w:t xml:space="preserve"> </w:t>
+      </w:r>
+      <w:r>
+        <w:t xml:space="preserve">five the SSOT Registry (Vol 0 Book 00) governs for every object class —</w:t>
+      </w:r>
+      <w:r>
+        <w:t xml:space="preserve"> </w:t>
+      </w:r>
+      <w:r>
+        <w:t xml:space="preserve">what changes at the help desk is only the class (human identities here,</w:t>
+      </w:r>
+      <w:r>
+        <w:t xml:space="preserve"> </w:t>
+      </w:r>
+      <w:r>
+        <w:t xml:space="preserve">their anchored non-human estate on the Deletion row) and the probes.</w:t>
+      </w:r>
+    </w:p>
+    <w:bookmarkEnd w:id="17"/>
+    <w:bookmarkStart w:id="19" w:name="closure-necessity"/>
+    <w:p>
+      <w:pPr>
+        <w:pStyle w:val="Heading1"/>
+      </w:pPr>
+      <w:r>
+        <w:t xml:space="preserve">5. Closure Necessity</w:t>
+      </w:r>
+    </w:p>
+    <w:bookmarkStart w:id="18" w:name="Xd54c9857bf12b5efb6f1d9bb5e76f2f229cccf1"/>
     <w:p>
       <w:pPr>
         <w:pStyle w:val="Heading2"/>
       </w:pPr>
       <w:r>
-        <w:t xml:space="preserve">Closure Necessity — the help desk is a control surface, not a convenience</w:t>
+        <w:t xml:space="preserve">5.1 Closure Necessity — the help desk is a control surface, not a convenience</w:t>
       </w:r>
     </w:p>
     <w:p>
@@ -1012,15 +1644,15 @@
         <w:t xml:space="preserve">of those mechanisms governed and evidenced. Without it, AC-2, IA-5, and AC-6 are eroded a hundred small clicks at a time — each unlogged, each least-privilege by hope. The catalog does not add a new control; it stops the highest-frequency operations from quietly dismantling the ones already claimed.</w:t>
       </w:r>
     </w:p>
-    <w:bookmarkEnd w:id="17"/>
     <w:bookmarkEnd w:id="18"/>
-    <w:bookmarkStart w:id="19" w:name="Xebd9fbc0874ac437cee95afe649484f9b290fc1"/>
+    <w:bookmarkEnd w:id="19"/>
+    <w:bookmarkStart w:id="20" w:name="Xebd9fbc0874ac437cee95afe649484f9b290fc1"/>
     <w:p>
       <w:pPr>
         <w:pStyle w:val="Heading1"/>
       </w:pPr>
       <w:r>
-        <w:t xml:space="preserve">NIST SP 800-53 Rev 5 Control Closure — Authorities Closed Here</w:t>
+        <w:t xml:space="preserve">6. NIST SP 800-53 Rev 5 Control Closure — Authorities Closed Here</w:t>
       </w:r>
     </w:p>
     <w:p>
@@ -1034,7 +1666,7 @@
         <w:rPr>
           <w:rStyle w:val="VerbatimChar"/>
         </w:rPr>
-        <w:t xml:space="preserve">aan-compliance-spine.yml</w:t>
+        <w:t xml:space="preserve">orgcomp-compliance-spine.yml</w:t>
       </w:r>
       <w:r>
         <w:t xml:space="preserve">) by</w:t>
@@ -1532,14 +2164,14 @@
         </w:tc>
       </w:tr>
     </w:tbl>
-    <w:bookmarkEnd w:id="19"/>
-    <w:bookmarkStart w:id="20" w:name="honest-limits"/>
+    <w:bookmarkEnd w:id="20"/>
+    <w:bookmarkStart w:id="21" w:name="honest-limits"/>
     <w:p>
       <w:pPr>
         <w:pStyle w:val="Heading1"/>
       </w:pPr>
       <w:r>
-        <w:t xml:space="preserve">Honest Limits</w:t>
+        <w:t xml:space="preserve">7. Honest Limits</w:t>
       </w:r>
     </w:p>
     <w:p>
@@ -1591,14 +2223,14 @@
         <w:t xml:space="preserve">Substituting the ITSM platform changes the catalog and connector syntax; the request→approve→actuate-via-MID→evidence discipline is invariant.</w:t>
       </w:r>
     </w:p>
-    <w:bookmarkEnd w:id="20"/>
-    <w:bookmarkStart w:id="21" w:name="cross-references"/>
+    <w:bookmarkEnd w:id="21"/>
+    <w:bookmarkStart w:id="22" w:name="cross-references"/>
     <w:p>
       <w:pPr>
         <w:pStyle w:val="Heading1"/>
       </w:pPr>
       <w:r>
-        <w:t xml:space="preserve">Cross-References</w:t>
+        <w:t xml:space="preserve">8. Cross-References</w:t>
       </w:r>
     </w:p>
     <w:p>
@@ -1706,14 +2338,14 @@
         <w:t xml:space="preserve">— app-registration governance (service-principal identity lifecycle, the machine analogue of JML).</w:t>
       </w:r>
     </w:p>
-    <w:bookmarkEnd w:id="21"/>
-    <w:bookmarkStart w:id="22" w:name="provenance"/>
+    <w:bookmarkEnd w:id="22"/>
+    <w:bookmarkStart w:id="23" w:name="provenance"/>
     <w:p>
       <w:pPr>
         <w:pStyle w:val="Heading1"/>
       </w:pPr>
       <w:r>
-        <w:t xml:space="preserve">Provenance</w:t>
+        <w:t xml:space="preserve">9. Provenance</w:t>
       </w:r>
     </w:p>
     <w:p>
@@ -1739,7 +2371,7 @@
         <w:t xml:space="preserve">zoom.</w:t>
       </w:r>
     </w:p>
-    <w:bookmarkEnd w:id="22"/>
+    <w:bookmarkEnd w:id="23"/>
     <w:sectPr>
       <w:footnotePr>
         <w:numRestart w:val="eachSect"/>
@@ -2895,205 +3527,197 @@
     <w:name w:val="KeywordTok"/>
     <w:basedOn w:val="VerbatimChar"/>
     <w:rPr>
-      <w:b/>
-      <w:color w:val="007020"/>
+      <w:color w:val="d73a49"/>
     </w:rPr>
   </w:style>
   <w:style w:type="character" w:customStyle="1" w:styleId="DataTypeTok">
     <w:name w:val="DataTypeTok"/>
     <w:basedOn w:val="VerbatimChar"/>
     <w:rPr>
-      <w:color w:val="902000"/>
+      <w:color w:val="d73a49"/>
     </w:rPr>
   </w:style>
   <w:style w:type="character" w:customStyle="1" w:styleId="DecValTok">
     <w:name w:val="DecValTok"/>
     <w:basedOn w:val="VerbatimChar"/>
     <w:rPr>
-      <w:color w:val="40a070"/>
+      <w:color w:val="005cc5"/>
     </w:rPr>
   </w:style>
   <w:style w:type="character" w:customStyle="1" w:styleId="BaseNTok">
     <w:name w:val="BaseNTok"/>
     <w:basedOn w:val="VerbatimChar"/>
     <w:rPr>
-      <w:color w:val="40a070"/>
+      <w:color w:val="005cc5"/>
     </w:rPr>
   </w:style>
   <w:style w:type="character" w:customStyle="1" w:styleId="FloatTok">
     <w:name w:val="FloatTok"/>
     <w:basedOn w:val="VerbatimChar"/>
     <w:rPr>
-      <w:color w:val="40a070"/>
+      <w:color w:val="005cc5"/>
     </w:rPr>
   </w:style>
   <w:style w:type="character" w:customStyle="1" w:styleId="ConstantTok">
     <w:name w:val="ConstantTok"/>
     <w:basedOn w:val="VerbatimChar"/>
     <w:rPr>
-      <w:color w:val="880000"/>
+      <w:color w:val="005cc5"/>
     </w:rPr>
   </w:style>
   <w:style w:type="character" w:customStyle="1" w:styleId="CharTok">
     <w:name w:val="CharTok"/>
     <w:basedOn w:val="VerbatimChar"/>
     <w:rPr>
-      <w:color w:val="4070a0"/>
+      <w:color w:val="032f62"/>
     </w:rPr>
   </w:style>
   <w:style w:type="character" w:customStyle="1" w:styleId="SpecialCharTok">
     <w:name w:val="SpecialCharTok"/>
     <w:basedOn w:val="VerbatimChar"/>
     <w:rPr>
-      <w:color w:val="4070a0"/>
+      <w:color w:val="005cc5"/>
     </w:rPr>
   </w:style>
   <w:style w:type="character" w:customStyle="1" w:styleId="StringTok">
     <w:name w:val="StringTok"/>
     <w:basedOn w:val="VerbatimChar"/>
     <w:rPr>
-      <w:color w:val="4070a0"/>
+      <w:color w:val="032f62"/>
     </w:rPr>
   </w:style>
   <w:style w:type="character" w:customStyle="1" w:styleId="VerbatimStringTok">
     <w:name w:val="VerbatimStringTok"/>
     <w:basedOn w:val="VerbatimChar"/>
     <w:rPr>
-      <w:color w:val="4070a0"/>
+      <w:color w:val="032f62"/>
     </w:rPr>
   </w:style>
   <w:style w:type="character" w:customStyle="1" w:styleId="SpecialStringTok">
     <w:name w:val="SpecialStringTok"/>
     <w:basedOn w:val="VerbatimChar"/>
     <w:rPr>
-      <w:color w:val="bb6688"/>
+      <w:color w:val="032f62"/>
     </w:rPr>
   </w:style>
   <w:style w:type="character" w:customStyle="1" w:styleId="ImportTok">
     <w:name w:val="ImportTok"/>
     <w:basedOn w:val="VerbatimChar"/>
     <w:rPr>
-      <w:b/>
-      <w:color w:val="008000"/>
+      <w:color w:val="032f62"/>
     </w:rPr>
   </w:style>
   <w:style w:type="character" w:customStyle="1" w:styleId="CommentTok">
     <w:name w:val="CommentTok"/>
     <w:basedOn w:val="VerbatimChar"/>
     <w:rPr>
-      <w:i/>
-      <w:color w:val="60a0b0"/>
+      <w:color w:val="6a737d"/>
     </w:rPr>
   </w:style>
   <w:style w:type="character" w:customStyle="1" w:styleId="DocumentationTok">
     <w:name w:val="DocumentationTok"/>
     <w:basedOn w:val="VerbatimChar"/>
     <w:rPr>
-      <w:i/>
-      <w:color w:val="ba2121"/>
+      <w:color w:val="6a737d"/>
     </w:rPr>
   </w:style>
   <w:style w:type="character" w:customStyle="1" w:styleId="AnnotationTok">
     <w:name w:val="AnnotationTok"/>
     <w:basedOn w:val="VerbatimChar"/>
     <w:rPr>
-      <w:b/>
-      <w:i/>
-      <w:color w:val="60a0b0"/>
+      <w:color w:val="6a737d"/>
     </w:rPr>
   </w:style>
   <w:style w:type="character" w:customStyle="1" w:styleId="CommentVarTok">
     <w:name w:val="CommentVarTok"/>
     <w:basedOn w:val="VerbatimChar"/>
     <w:rPr>
-      <w:b/>
-      <w:i/>
-      <w:color w:val="60a0b0"/>
+      <w:color w:val="6a737d"/>
     </w:rPr>
   </w:style>
   <w:style w:type="character" w:customStyle="1" w:styleId="OtherTok">
     <w:name w:val="OtherTok"/>
     <w:basedOn w:val="VerbatimChar"/>
     <w:rPr>
-      <w:color w:val="007020"/>
+      <w:color w:val="6f42c1"/>
     </w:rPr>
   </w:style>
   <w:style w:type="character" w:customStyle="1" w:styleId="FunctionTok">
     <w:name w:val="FunctionTok"/>
     <w:basedOn w:val="VerbatimChar"/>
     <w:rPr>
-      <w:color w:val="06287e"/>
+      <w:color w:val="6f42c1"/>
     </w:rPr>
   </w:style>
   <w:style w:type="character" w:customStyle="1" w:styleId="VariableTok">
     <w:name w:val="VariableTok"/>
     <w:basedOn w:val="VerbatimChar"/>
     <w:rPr>
-      <w:color w:val="19177c"/>
+      <w:color w:val="e36209"/>
     </w:rPr>
   </w:style>
   <w:style w:type="character" w:customStyle="1" w:styleId="ControlFlowTok">
     <w:name w:val="ControlFlowTok"/>
     <w:basedOn w:val="VerbatimChar"/>
     <w:rPr>
-      <w:b/>
-      <w:color w:val="007020"/>
+      <w:color w:val="d73a49"/>
     </w:rPr>
   </w:style>
   <w:style w:type="character" w:customStyle="1" w:styleId="OperatorTok">
     <w:name w:val="OperatorTok"/>
     <w:basedOn w:val="VerbatimChar"/>
     <w:rPr>
-      <w:color w:val="666666"/>
+      <w:color w:val="24292e"/>
     </w:rPr>
   </w:style>
   <w:style w:type="character" w:customStyle="1" w:styleId="BuiltInTok">
     <w:name w:val="BuiltInTok"/>
     <w:basedOn w:val="VerbatimChar"/>
     <w:rPr>
-      <w:color w:val="008000"/>
+      <w:color w:val="d73a49"/>
     </w:rPr>
   </w:style>
   <w:style w:type="character" w:customStyle="1" w:styleId="ExtensionTok">
     <w:name w:val="ExtensionTok"/>
     <w:basedOn w:val="VerbatimChar"/>
-    <w:rPr/>
+    <w:rPr>
+      <w:b/>
+      <w:color w:val="d73a49"/>
+    </w:rPr>
   </w:style>
   <w:style w:type="character" w:customStyle="1" w:styleId="PreprocessorTok">
     <w:name w:val="PreprocessorTok"/>
     <w:basedOn w:val="VerbatimChar"/>
     <w:rPr>
-      <w:color w:val="bc7a00"/>
+      <w:color w:val="d73a49"/>
     </w:rPr>
   </w:style>
   <w:style w:type="character" w:customStyle="1" w:styleId="AttributeTok">
     <w:name w:val="AttributeTok"/>
     <w:basedOn w:val="VerbatimChar"/>
     <w:rPr>
-      <w:color w:val="7d9029"/>
+      <w:color w:val="d73a49"/>
     </w:rPr>
   </w:style>
   <w:style w:type="character" w:customStyle="1" w:styleId="RegionMarkerTok">
     <w:name w:val="RegionMarkerTok"/>
     <w:basedOn w:val="VerbatimChar"/>
-    <w:rPr/>
+    <w:rPr>
+      <w:color w:val="6a737d"/>
+    </w:rPr>
   </w:style>
   <w:style w:type="character" w:customStyle="1" w:styleId="InformationTok">
     <w:name w:val="InformationTok"/>
     <w:basedOn w:val="VerbatimChar"/>
     <w:rPr>
-      <w:b/>
-      <w:i/>
-      <w:color w:val="60a0b0"/>
+      <w:color w:val="6a737d"/>
     </w:rPr>
   </w:style>
   <w:style w:type="character" w:customStyle="1" w:styleId="WarningTok">
     <w:name w:val="WarningTok"/>
     <w:basedOn w:val="VerbatimChar"/>
     <w:rPr>
-      <w:b/>
-      <w:i/>
-      <w:color w:val="60a0b0"/>
+      <w:color w:val="ff5555"/>
     </w:rPr>
   </w:style>
   <w:style w:type="character" w:customStyle="1" w:styleId="AlertTok">
@@ -3101,21 +3725,23 @@
     <w:basedOn w:val="VerbatimChar"/>
     <w:rPr>
       <w:b/>
-      <w:color w:val="ff0000"/>
+      <w:color w:val="ff5555"/>
     </w:rPr>
   </w:style>
   <w:style w:type="character" w:customStyle="1" w:styleId="ErrorTok">
     <w:name w:val="ErrorTok"/>
     <w:basedOn w:val="VerbatimChar"/>
     <w:rPr>
-      <w:b/>
-      <w:color w:val="ff0000"/>
+      <w:color w:val="ff5555"/>
+      <w:u/>
     </w:rPr>
   </w:style>
   <w:style w:type="character" w:customStyle="1" w:styleId="NormalTok">
     <w:name w:val="NormalTok"/>
     <w:basedOn w:val="VerbatimChar"/>
-    <w:rPr/>
+    <w:rPr>
+      <w:color w:val="24292e"/>
+    </w:rPr>
   </w:style>
 </w:styles>
 </file>
